--- a/script/Posterior Cervical Decompression and Fusion.docx
+++ b/script/Posterior Cervical Decompression and Fusion.docx
@@ -47,10 +47,111 @@
         <w:jc w:val="both"/>
       </w:pPr>
       <w:r>
+        <w:t xml:space="preserve">Thumbnail text: </w:t>
+      </w:r>
+      <w:r>
+        <w:t xml:space="preserve">PCDF is a spinal procedure performed to relieve </w:t>
+      </w:r>
+      <w:r>
+        <w:t>compression of the spinal cord and nerves through a posterior approach</w:t>
+      </w:r>
+      <w:r>
+        <w:t xml:space="preserve">. It consists of two </w:t>
+      </w:r>
+      <w:r>
+        <w:t xml:space="preserve">major </w:t>
+      </w:r>
+      <w:r>
+        <w:t xml:space="preserve">components: </w:t>
+      </w:r>
+      <w:r>
+        <w:rPr>
+          <w:color w:val="00B0F0"/>
+        </w:rPr>
+        <w:t>posterior cervical laminectomy</w:t>
+      </w:r>
+      <w:r>
+        <w:t xml:space="preserve"> and </w:t>
+      </w:r>
+      <w:r>
+        <w:rPr>
+          <w:color w:val="00B0F0"/>
+        </w:rPr>
+        <w:t xml:space="preserve">posterior cervical </w:t>
+      </w:r>
+      <w:r>
+        <w:rPr>
+          <w:color w:val="00B0F0"/>
+        </w:rPr>
+        <w:t>fixation</w:t>
+      </w:r>
+      <w:r>
+        <w:t>. Owing to its ability to decompress the spinal cord and provide stabilization, PCDF is a powerful surgical technique</w:t>
+      </w:r>
+      <w:r>
+        <w:t>…</w:t>
+      </w:r>
+    </w:p>
+    <w:p>
+      <w:pPr>
+        <w:jc w:val="both"/>
+      </w:pPr>
+      <w:r>
         <w:t xml:space="preserve">Text: </w:t>
       </w:r>
       <w:r>
-        <w:t>PCDF is a spinal procedure performed to relieve pressure within the spinal canal. It consists of two components: posterior cervical laminectomy and posterior cervical instrumentation. Owing to its ability to decompress the spinal cord and provide immediate stabilization, PCDF is a powerful surgical technique that allows surgeons to treat some of the most complex spinal disorders and improve patients’ quality of life.</w:t>
+        <w:t xml:space="preserve">PCDF is a spinal procedure performed to relieve </w:t>
+      </w:r>
+      <w:r>
+        <w:t>compression of the spinal cord and nerve</w:t>
+      </w:r>
+      <w:r>
+        <w:t>s</w:t>
+      </w:r>
+      <w:r>
+        <w:t xml:space="preserve"> </w:t>
+      </w:r>
+      <w:r>
+        <w:t xml:space="preserve">through </w:t>
+      </w:r>
+      <w:r>
+        <w:t xml:space="preserve">a </w:t>
+      </w:r>
+      <w:r>
+        <w:t>posterior approach</w:t>
+      </w:r>
+      <w:r>
+        <w:t xml:space="preserve">. It consists of two </w:t>
+      </w:r>
+      <w:r>
+        <w:t xml:space="preserve">major </w:t>
+      </w:r>
+      <w:r>
+        <w:t xml:space="preserve">components: </w:t>
+      </w:r>
+      <w:r>
+        <w:rPr>
+          <w:color w:val="00B0F0"/>
+        </w:rPr>
+        <w:t>posterior cervical laminectomy</w:t>
+      </w:r>
+      <w:r>
+        <w:t xml:space="preserve"> and </w:t>
+      </w:r>
+      <w:r>
+        <w:rPr>
+          <w:color w:val="00B0F0"/>
+        </w:rPr>
+        <w:t xml:space="preserve">posterior cervical </w:t>
+      </w:r>
+      <w:r>
+        <w:rPr>
+          <w:color w:val="00B0F0"/>
+        </w:rPr>
+        <w:t>fixation</w:t>
+      </w:r>
+      <w:r>
+        <w:t>. Owing to its ability to decompress the spinal cord and provide stabilization, PCDF is a powerful surgical technique that allows surgeons to treat complex spinal disorders and improve patients’ quality of life.</w:t>
       </w:r>
     </w:p>
     <w:p>
@@ -80,28 +181,483 @@
         <w:jc w:val="both"/>
       </w:pPr>
       <w:r>
+        <w:t>PCDF</w:t>
+      </w:r>
+      <w:r>
+        <w:t xml:space="preserve"> </w:t>
+      </w:r>
+      <w:r>
+        <w:t xml:space="preserve">is recommended for conditions </w:t>
+      </w:r>
+      <w:r>
+        <w:t>in which</w:t>
+      </w:r>
+      <w:r>
+        <w:t xml:space="preserve"> </w:t>
+      </w:r>
+      <w:r>
+        <w:t xml:space="preserve">conservative treatment has </w:t>
+      </w:r>
+      <w:r>
+        <w:rPr>
+          <w:color w:val="00B0F0"/>
+        </w:rPr>
+        <w:t>failed</w:t>
+      </w:r>
+      <w:r>
+        <w:t xml:space="preserve"> to relieve</w:t>
+      </w:r>
+      <w:r>
+        <w:t xml:space="preserve"> symptoms</w:t>
+      </w:r>
+      <w:r>
+        <w:t xml:space="preserve">. </w:t>
+      </w:r>
+      <w:r>
+        <w:t>Common indications include:</w:t>
+      </w:r>
+    </w:p>
+    <w:p>
+      <w:pPr>
+        <w:pStyle w:val="ListParagraph"/>
+        <w:numPr>
+          <w:ilvl w:val="0"/>
+          <w:numId w:val="3"/>
+        </w:numPr>
+        <w:jc w:val="both"/>
+        <w:rPr>
+          <w:color w:val="00B0F0"/>
+        </w:rPr>
+      </w:pPr>
+      <w:r>
+        <w:rPr>
+          <w:color w:val="00B0F0"/>
+        </w:rPr>
+        <w:t>C</w:t>
+      </w:r>
+      <w:r>
+        <w:rPr>
+          <w:color w:val="00B0F0"/>
+        </w:rPr>
+        <w:t xml:space="preserve">ervical </w:t>
+      </w:r>
+      <w:proofErr w:type="spellStart"/>
+      <w:r>
+        <w:rPr>
+          <w:color w:val="00B0F0"/>
+        </w:rPr>
+        <w:t>spondylotic</w:t>
+      </w:r>
+      <w:proofErr w:type="spellEnd"/>
+      <w:r>
+        <w:rPr>
+          <w:color w:val="00B0F0"/>
+        </w:rPr>
+        <w:t xml:space="preserve"> </w:t>
+      </w:r>
+      <w:r>
+        <w:rPr>
+          <w:color w:val="00B0F0"/>
+        </w:rPr>
+        <w:t xml:space="preserve">radiculopathy and </w:t>
+      </w:r>
+      <w:r>
+        <w:rPr>
+          <w:color w:val="00B0F0"/>
+        </w:rPr>
+        <w:t>myelopathy</w:t>
+      </w:r>
+    </w:p>
+    <w:p>
+      <w:pPr>
+        <w:pStyle w:val="ListParagraph"/>
+        <w:numPr>
+          <w:ilvl w:val="0"/>
+          <w:numId w:val="3"/>
+        </w:numPr>
+        <w:jc w:val="both"/>
+        <w:rPr>
+          <w:color w:val="00B0F0"/>
+        </w:rPr>
+      </w:pPr>
+      <w:r>
+        <w:rPr>
+          <w:color w:val="00B0F0"/>
+        </w:rPr>
+        <w:t>O</w:t>
+      </w:r>
+      <w:r>
+        <w:rPr>
+          <w:color w:val="00B0F0"/>
+        </w:rPr>
+        <w:t>ssification of the posterior longitudinal ligament</w:t>
+      </w:r>
+      <w:r>
+        <w:rPr>
+          <w:color w:val="00B0F0"/>
+        </w:rPr>
+        <w:t xml:space="preserve"> (OPLL)</w:t>
+      </w:r>
+    </w:p>
+    <w:p>
+      <w:pPr>
+        <w:pStyle w:val="ListParagraph"/>
+        <w:numPr>
+          <w:ilvl w:val="0"/>
+          <w:numId w:val="3"/>
+        </w:numPr>
+        <w:jc w:val="both"/>
+        <w:rPr>
+          <w:color w:val="00B0F0"/>
+        </w:rPr>
+      </w:pPr>
+      <w:r>
+        <w:rPr>
+          <w:color w:val="00B0F0"/>
+        </w:rPr>
+        <w:t>Congenital</w:t>
+      </w:r>
+      <w:r>
+        <w:rPr>
+          <w:color w:val="00B0F0"/>
+        </w:rPr>
+        <w:t xml:space="preserve"> deform</w:t>
+      </w:r>
+      <w:r>
+        <w:rPr>
+          <w:color w:val="00B0F0"/>
+        </w:rPr>
+        <w:t>ities</w:t>
+      </w:r>
+    </w:p>
+    <w:p>
+      <w:pPr>
+        <w:pStyle w:val="ListParagraph"/>
+        <w:numPr>
+          <w:ilvl w:val="0"/>
+          <w:numId w:val="3"/>
+        </w:numPr>
+        <w:jc w:val="both"/>
+        <w:rPr>
+          <w:color w:val="00B0F0"/>
+        </w:rPr>
+      </w:pPr>
+      <w:r>
+        <w:rPr>
+          <w:color w:val="00B0F0"/>
+        </w:rPr>
+        <w:t>Tumors</w:t>
+      </w:r>
+    </w:p>
+    <w:p>
+      <w:pPr>
+        <w:jc w:val="both"/>
+      </w:pPr>
+      <w:r>
+        <w:t>In this 3D model</w:t>
+      </w:r>
+      <w:r>
+        <w:t xml:space="preserve">, </w:t>
+      </w:r>
+      <w:r>
+        <w:t xml:space="preserve">a </w:t>
+      </w:r>
+      <w:r>
+        <w:rPr>
+          <w:color w:val="00B0F0"/>
+        </w:rPr>
+        <w:t xml:space="preserve">bony overgrowth </w:t>
+      </w:r>
+      <w:r>
+        <w:t xml:space="preserve">of the C5 lamina is </w:t>
+      </w:r>
+      <w:r>
+        <w:t>depicted</w:t>
+      </w:r>
+      <w:r>
+        <w:t xml:space="preserve">. This lesion can </w:t>
+      </w:r>
+      <w:r>
+        <w:t>compress</w:t>
+      </w:r>
+      <w:r>
+        <w:t xml:space="preserve"> the spinal cord</w:t>
+      </w:r>
+      <w:r>
+        <w:t xml:space="preserve"> and nerves</w:t>
+      </w:r>
+      <w:r>
+        <w:t xml:space="preserve">, resulting in a variety of neurological symptoms, including pain, sensory disturbances in the </w:t>
+      </w:r>
+      <w:r>
+        <w:t>upper extremities</w:t>
+      </w:r>
+      <w:r>
+        <w:t>, and, in severe cases, paralysis of the</w:t>
+      </w:r>
+      <w:r>
+        <w:t xml:space="preserve"> extremities</w:t>
+      </w:r>
+      <w:r>
+        <w:t>.</w:t>
+      </w:r>
+    </w:p>
+    <w:p>
+      <w:pPr>
+        <w:jc w:val="both"/>
+      </w:pPr>
+      <w:r>
+        <w:t xml:space="preserve">Scene </w:t>
+      </w:r>
+      <w:r>
+        <w:t>2</w:t>
+      </w:r>
+    </w:p>
+    <w:p>
+      <w:pPr>
+        <w:jc w:val="both"/>
+      </w:pPr>
+      <w:r>
+        <w:t>Title: Posterior Cervical Laminectomy</w:t>
+      </w:r>
+    </w:p>
+    <w:p>
+      <w:pPr>
+        <w:jc w:val="both"/>
+      </w:pPr>
+      <w:r>
         <w:t xml:space="preserve">Text: </w:t>
       </w:r>
       <w:r>
-        <w:t>PCDF</w:t>
+        <w:t xml:space="preserve">Posterior cervical laminectomy is a fundamental step in PCDF and is usually performed at an </w:t>
+      </w:r>
+      <w:r>
+        <w:rPr>
+          <w:color w:val="00B0F0"/>
+        </w:rPr>
+        <w:t xml:space="preserve">early stage </w:t>
+      </w:r>
+      <w:r>
+        <w:t xml:space="preserve">of the procedure. In this </w:t>
+      </w:r>
+      <w:r>
+        <w:t>procedure</w:t>
+      </w:r>
+      <w:r>
+        <w:t xml:space="preserve">, the </w:t>
+      </w:r>
+      <w:r>
+        <w:rPr>
+          <w:color w:val="00B0F0"/>
+        </w:rPr>
+        <w:t>lamina</w:t>
+      </w:r>
+      <w:r>
+        <w:t xml:space="preserve">, </w:t>
+      </w:r>
+      <w:r>
+        <w:t>a roof-like bony structure covering the spinal cord</w:t>
+      </w:r>
+      <w:r>
+        <w:t xml:space="preserve">, </w:t>
+      </w:r>
+      <w:r>
+        <w:t xml:space="preserve">is removed. Once the lamina is removed, the spinal canal is enlarged, allowing the spinal cord to decompress from the offending lesion. </w:t>
+      </w:r>
+      <w:r>
+        <w:t xml:space="preserve">While </w:t>
+      </w:r>
+      <w:r>
+        <w:t>laminectomy</w:t>
+      </w:r>
+      <w:r>
+        <w:t xml:space="preserve"> exposes the </w:t>
+      </w:r>
+      <w:r>
+        <w:t>spinal cord,</w:t>
       </w:r>
       <w:r>
         <w:t xml:space="preserve"> </w:t>
       </w:r>
       <w:r>
-        <w:t xml:space="preserve">is typically recommended for conditions in which conservative treatment has failed to relieve compression within the spinal canal. Such conditions include cervical spondylotic myelopathy, ossification of the posterior longitudinal ligament, spinal deformities, and tumors. </w:t>
-      </w:r>
-      <w:r>
-        <w:t>Here</w:t>
+        <w:t>surrounding soft tissues</w:t>
       </w:r>
       <w:r>
         <w:t xml:space="preserve">, </w:t>
       </w:r>
       <w:r>
+        <w:t xml:space="preserve">such as </w:t>
+      </w:r>
+      <w:r>
+        <w:rPr>
+          <w:color w:val="00B0F0"/>
+        </w:rPr>
+        <w:t xml:space="preserve">paraspinal muscles </w:t>
+      </w:r>
+      <w:r>
+        <w:lastRenderedPageBreak/>
+        <w:t xml:space="preserve">and </w:t>
+      </w:r>
+      <w:r>
+        <w:rPr>
+          <w:color w:val="00B0F0"/>
+        </w:rPr>
+        <w:t>adipose tissue</w:t>
+      </w:r>
+      <w:r>
+        <w:rPr>
+          <w:color w:val="00B0F0"/>
+        </w:rPr>
+        <w:t>s</w:t>
+      </w:r>
+      <w:r>
+        <w:t xml:space="preserve">, </w:t>
+      </w:r>
+      <w:r>
+        <w:t>continue to provide coverage and structural support over the spinal cord, thereby reducing the risk of direct injury.</w:t>
+      </w:r>
+    </w:p>
+    <w:p>
+      <w:pPr>
+        <w:jc w:val="both"/>
+      </w:pPr>
+    </w:p>
+    <w:p>
+      <w:pPr>
+        <w:jc w:val="both"/>
+      </w:pPr>
+      <w:r>
+        <w:t xml:space="preserve">Scene </w:t>
+      </w:r>
+      <w:r>
+        <w:t>3</w:t>
+      </w:r>
+    </w:p>
+    <w:p>
+      <w:pPr>
+        <w:jc w:val="both"/>
+      </w:pPr>
+      <w:r>
+        <w:t>Title: Post-Laminectomy Cervical Kyphosis</w:t>
+      </w:r>
+    </w:p>
+    <w:p>
+      <w:pPr>
+        <w:jc w:val="both"/>
+      </w:pPr>
+      <w:r>
+        <w:t xml:space="preserve">Text: </w:t>
+      </w:r>
+      <w:r>
+        <w:t>L</w:t>
+      </w:r>
+      <w:r>
+        <w:t xml:space="preserve">aminectomy has both benefits and limitations. While it is effective </w:t>
+      </w:r>
+      <w:r>
+        <w:t xml:space="preserve">at </w:t>
+      </w:r>
+      <w:r>
+        <w:t>decompressi</w:t>
+      </w:r>
+      <w:r>
+        <w:t>ng</w:t>
+      </w:r>
+      <w:r>
+        <w:t xml:space="preserve"> </w:t>
+      </w:r>
+      <w:r>
+        <w:t xml:space="preserve">the </w:t>
+      </w:r>
+      <w:r>
+        <w:t>spinal cord,</w:t>
+      </w:r>
+      <w:r>
+        <w:t xml:space="preserve"> it also comes with the risk of</w:t>
+      </w:r>
+      <w:r>
+        <w:t xml:space="preserve"> </w:t>
+      </w:r>
+      <w:r>
+        <w:rPr>
+          <w:color w:val="00B0F0"/>
+        </w:rPr>
+        <w:t>post-laminectomy kyphosis</w:t>
+      </w:r>
+      <w:r>
+        <w:t xml:space="preserve">. </w:t>
+      </w:r>
+      <w:r>
+        <w:t xml:space="preserve">Post-laminectomy kyphosis </w:t>
+      </w:r>
+      <w:r>
+        <w:t>is a major post-operative complication of the spine, where</w:t>
+      </w:r>
+      <w:r>
+        <w:t xml:space="preserve"> normal cervical lordosi</w:t>
+      </w:r>
+      <w:r>
+        <w:t>s is lost</w:t>
+      </w:r>
+      <w:r>
+        <w:t>,</w:t>
+      </w:r>
+      <w:r>
+        <w:t xml:space="preserve"> and the neck starts to </w:t>
+      </w:r>
+      <w:r>
+        <w:rPr>
+          <w:color w:val="00B0F0"/>
+        </w:rPr>
+        <w:t>tilt forward</w:t>
+      </w:r>
+      <w:r>
+        <w:t xml:space="preserve">. This deformity occurs because during </w:t>
+      </w:r>
+      <w:r>
         <w:t xml:space="preserve">a </w:t>
       </w:r>
       <w:r>
-        <w:t>bony overgrowth of the C5 lamina (the posterior part of the vertebral arch) is observed. This lesion can lead to compression of the spinal cord, resulting in a variety of neurological symptoms, including upper extremity pain, sensory disturbances in the hands, and, in severe cases, paralysis of the upper and/or lower limbs.</w:t>
+        <w:t>laminectomy, posterior stabilizing structures</w:t>
+      </w:r>
+      <w:r>
+        <w:t xml:space="preserve">, including the </w:t>
+      </w:r>
+      <w:r>
+        <w:rPr>
+          <w:color w:val="00B0F0"/>
+        </w:rPr>
+        <w:t xml:space="preserve">ligamentous complex </w:t>
+      </w:r>
+      <w:r>
+        <w:t>and</w:t>
+      </w:r>
+      <w:r>
+        <w:t xml:space="preserve"> </w:t>
+      </w:r>
+      <w:r>
+        <w:rPr>
+          <w:color w:val="00B0F0"/>
+        </w:rPr>
+        <w:t>paraspinal musculature</w:t>
+      </w:r>
+      <w:r>
+        <w:t>,</w:t>
+      </w:r>
+      <w:r>
+        <w:t xml:space="preserve"> are detached. Post-laminectomy kyphosis may place increased tension on the spinal cord and can potentially </w:t>
+      </w:r>
+      <w:r>
+        <w:rPr>
+          <w:color w:val="00B0F0"/>
+        </w:rPr>
+        <w:t>worsen</w:t>
+      </w:r>
+      <w:r>
+        <w:t xml:space="preserve"> neurological symptoms</w:t>
+      </w:r>
+      <w:r>
+        <w:t>.</w:t>
       </w:r>
     </w:p>
     <w:p>
@@ -112,15 +668,18 @@
         <w:t xml:space="preserve">Scene </w:t>
       </w:r>
       <w:r>
-        <w:t>2</w:t>
-      </w:r>
-    </w:p>
-    <w:p>
-      <w:pPr>
-        <w:jc w:val="both"/>
-      </w:pPr>
-      <w:r>
-        <w:t>Title: Posterior Cervical Laminectomy</w:t>
+        <w:t>4</w:t>
+      </w:r>
+    </w:p>
+    <w:p>
+      <w:pPr>
+        <w:jc w:val="both"/>
+      </w:pPr>
+      <w:r>
+        <w:t xml:space="preserve">Title: Posterior Cervical </w:t>
+      </w:r>
+      <w:r>
+        <w:t>Fixation</w:t>
       </w:r>
     </w:p>
     <w:p>
@@ -131,14 +690,166 @@
         <w:t xml:space="preserve">Text: </w:t>
       </w:r>
       <w:r>
-        <w:t xml:space="preserve">Posterior cervical laminectomy is a fundamental step in PCDF and is usually performed at an early stage of the procedure. In this operation, the lamina—a roof-like bony structure covering the spinal cord—is removed. Once the lamina is removed, the spinal canal is enlarged, allowing the spinal cord to decompress from the offending lesion and providing immediate relief of pressure. A common concern regarding </w:t>
-      </w:r>
-      <w:r>
-        <w:t xml:space="preserve">a </w:t>
-      </w:r>
-      <w:r>
-        <w:t>laminectomy is that the spinal cord may become more vulnerable to injury due to the loss of posterior bony protection. However, in most cases, the surrounding soft tissues—such as paraspinal muscles and adipose tissue—continue to provide coverage and structural support over the spinal cord, thereby reducing the risk of direct injury.</w:t>
-      </w:r>
+        <w:t xml:space="preserve">To reduce the risk of post-laminectomy kyphosis, surgeons may perform </w:t>
+      </w:r>
+      <w:r>
+        <w:rPr>
+          <w:color w:val="00B0F0"/>
+        </w:rPr>
+        <w:t xml:space="preserve">posterior cervical </w:t>
+      </w:r>
+      <w:r>
+        <w:rPr>
+          <w:color w:val="00B0F0"/>
+        </w:rPr>
+        <w:t>fixation</w:t>
+      </w:r>
+      <w:r>
+        <w:t xml:space="preserve">. In this procedure, </w:t>
+      </w:r>
+      <w:r>
+        <w:rPr>
+          <w:color w:val="00B0F0"/>
+        </w:rPr>
+        <w:t>screws</w:t>
+      </w:r>
+      <w:r>
+        <w:t xml:space="preserve"> and </w:t>
+      </w:r>
+      <w:r>
+        <w:rPr>
+          <w:color w:val="00B0F0"/>
+        </w:rPr>
+        <w:t>rods</w:t>
+      </w:r>
+      <w:r>
+        <w:t xml:space="preserve"> are placed along the posterior elements of the</w:t>
+      </w:r>
+      <w:r>
+        <w:t xml:space="preserve"> </w:t>
+      </w:r>
+      <w:r>
+        <w:t xml:space="preserve">spine to provide </w:t>
+      </w:r>
+      <w:r>
+        <w:rPr>
+          <w:color w:val="00B0F0"/>
+        </w:rPr>
+        <w:t xml:space="preserve">mechanical </w:t>
+      </w:r>
+      <w:r>
+        <w:rPr>
+          <w:color w:val="00B0F0"/>
+        </w:rPr>
+        <w:t>support</w:t>
+      </w:r>
+      <w:r>
+        <w:t>. Specifically, screws</w:t>
+      </w:r>
+      <w:r>
+        <w:t xml:space="preserve"> are </w:t>
+      </w:r>
+      <w:r>
+        <w:t xml:space="preserve">inserted into the </w:t>
+      </w:r>
+      <w:r>
+        <w:rPr>
+          <w:color w:val="00B0F0"/>
+        </w:rPr>
+        <w:t>lateral masses</w:t>
+      </w:r>
+      <w:r>
+        <w:t xml:space="preserve"> of the vertebrae, </w:t>
+      </w:r>
+      <w:r>
+        <w:t xml:space="preserve">which serve as </w:t>
+      </w:r>
+      <w:r>
+        <w:t xml:space="preserve">anchoring structures connecting the anterior and posterior spinal columns. The number of screws used depends on the extent of pathology and the number of vertebral levels requiring decompression. </w:t>
+      </w:r>
+      <w:r>
+        <w:t>R</w:t>
+      </w:r>
+      <w:r>
+        <w:t>ods are then</w:t>
+      </w:r>
+      <w:r>
+        <w:t xml:space="preserve"> implanted to </w:t>
+      </w:r>
+      <w:r>
+        <w:t>connect</w:t>
+      </w:r>
+      <w:r>
+        <w:t xml:space="preserve"> spinal screws </w:t>
+      </w:r>
+      <w:r>
+        <w:t>across multiple levels</w:t>
+      </w:r>
+      <w:r>
+        <w:t xml:space="preserve">, </w:t>
+      </w:r>
+      <w:r>
+        <w:t>provid</w:t>
+      </w:r>
+      <w:r>
+        <w:t>ing</w:t>
+      </w:r>
+      <w:r>
+        <w:t xml:space="preserve"> rigid fixation</w:t>
+      </w:r>
+      <w:r>
+        <w:t xml:space="preserve"> and</w:t>
+      </w:r>
+      <w:r>
+        <w:t xml:space="preserve"> </w:t>
+      </w:r>
+      <w:r>
+        <w:t xml:space="preserve">proper </w:t>
+      </w:r>
+      <w:r>
+        <w:t xml:space="preserve">alignment. One potential drawback of this procedure is </w:t>
+      </w:r>
+      <w:r>
+        <w:t>the</w:t>
+      </w:r>
+      <w:r>
+        <w:t xml:space="preserve"> reduction in</w:t>
+      </w:r>
+      <w:r>
+        <w:t xml:space="preserve"> the</w:t>
+      </w:r>
+      <w:r>
+        <w:t xml:space="preserve"> </w:t>
+      </w:r>
+      <w:r>
+        <w:rPr>
+          <w:color w:val="00B0F0"/>
+        </w:rPr>
+        <w:t>range of motion</w:t>
+      </w:r>
+      <w:r>
+        <w:t xml:space="preserve">. Because the implanted hardware provides rigid stabilization, segmental mobility is </w:t>
+      </w:r>
+      <w:r>
+        <w:rPr>
+          <w:color w:val="00B0F0"/>
+        </w:rPr>
+        <w:t>restricted</w:t>
+      </w:r>
+      <w:r>
+        <w:t xml:space="preserve">. </w:t>
+      </w:r>
+      <w:r>
+        <w:t>S</w:t>
+      </w:r>
+      <w:r>
+        <w:t>ome degree of neck motion may still be preserved in non-fused segments that are not affected by disease.</w:t>
+      </w:r>
+    </w:p>
+    <w:p>
+      <w:pPr>
+        <w:jc w:val="both"/>
+      </w:pPr>
     </w:p>
     <w:p>
       <w:pPr>
@@ -148,81 +859,6 @@
         <w:t xml:space="preserve">Scene </w:t>
       </w:r>
       <w:r>
-        <w:t>3</w:t>
-      </w:r>
-    </w:p>
-    <w:p>
-      <w:pPr>
-        <w:jc w:val="both"/>
-      </w:pPr>
-      <w:r>
-        <w:t>Title: Post-Laminectomy Cervical Kyphosis</w:t>
-      </w:r>
-    </w:p>
-    <w:p>
-      <w:pPr>
-        <w:jc w:val="both"/>
-      </w:pPr>
-      <w:r>
-        <w:t xml:space="preserve">Text: </w:t>
-      </w:r>
-      <w:r>
-        <w:t xml:space="preserve">Posterior cervical laminectomy has both benefits and limitations. While it is effective in providing adequate decompression of the spinal cord, post-laminectomy kyphosis—a major complication of the procedure—may occur. Post-laminectomy kyphosis refers to a loss of normal cervical lordosis, resulting in a forward curvature of the neck. This deformity </w:t>
-      </w:r>
-      <w:r>
-        <w:lastRenderedPageBreak/>
-        <w:t xml:space="preserve">occurs in part because, during </w:t>
-      </w:r>
-      <w:r>
-        <w:t xml:space="preserve">a </w:t>
-      </w:r>
-      <w:r>
-        <w:t>laminectomy, posterior stabilizing structures such as the ligamentous complex and paraspinal musculature are disrupted or detached. Post-laminectomy cervical kyphosis may place increased tension on the spinal cord and can potentially worsen neurological symptoms or lead to delayed neurological deterioration.</w:t>
-      </w:r>
-    </w:p>
-    <w:p>
-      <w:pPr>
-        <w:jc w:val="both"/>
-      </w:pPr>
-      <w:r>
-        <w:t xml:space="preserve">Scene </w:t>
-      </w:r>
-      <w:r>
-        <w:t>4</w:t>
-      </w:r>
-    </w:p>
-    <w:p>
-      <w:pPr>
-        <w:jc w:val="both"/>
-      </w:pPr>
-      <w:r>
-        <w:t>Title: Posterior Cervical Instrumentation</w:t>
-      </w:r>
-    </w:p>
-    <w:p>
-      <w:pPr>
-        <w:jc w:val="both"/>
-      </w:pPr>
-      <w:r>
-        <w:t xml:space="preserve">Text: </w:t>
-      </w:r>
-      <w:r>
-        <w:t>To prevent post-laminectomy cervical kyphosis, posterior cervical instrumentation is often performed. In this procedure, screws and rods are placed along the posterior elements of the cervical spine to provide mechanical stability. Specifically, screws may be inserted into the lateral masses or pedicles of the vertebrae, which serve as anchoring structures connecting the anterior and posterior spinal columns. The number of screws used depends on the extent of pathology and the number of vertebral levels requiring decompression. Typically, rods are then connected across multiple levels to provide rigid fixation and maintain cervical alignment. One potential drawback of this procedure is a reduction in cervical range of motion. Because the implanted hardware provides rigid stabilization, segmental mobility is restricted. However, some degree of neck motion may still be preserved in non-fused segments that are not affected by disease or included in the fusion construct.</w:t>
-      </w:r>
-    </w:p>
-    <w:p>
-      <w:pPr>
-        <w:jc w:val="both"/>
-      </w:pPr>
-    </w:p>
-    <w:p>
-      <w:pPr>
-        <w:jc w:val="both"/>
-      </w:pPr>
-      <w:r>
-        <w:t xml:space="preserve">Scene </w:t>
-      </w:r>
-      <w:r>
         <w:t>5</w:t>
       </w:r>
     </w:p>
@@ -231,7 +867,10 @@
         <w:jc w:val="both"/>
       </w:pPr>
       <w:r>
-        <w:t>Title: Overview</w:t>
+        <w:t xml:space="preserve">Title: </w:t>
+      </w:r>
+      <w:r>
+        <w:t>Summary</w:t>
       </w:r>
     </w:p>
     <w:p>
@@ -261,10 +900,34 @@
         <w:t xml:space="preserve">It involves both </w:t>
       </w:r>
       <w:r>
-        <w:t xml:space="preserve">a </w:t>
-      </w:r>
-      <w:r>
-        <w:t xml:space="preserve">laminectomy and posterior instrumentation. </w:t>
+        <w:rPr>
+          <w:color w:val="00B0F0"/>
+        </w:rPr>
+        <w:t xml:space="preserve">posterior cervical </w:t>
+      </w:r>
+      <w:r>
+        <w:rPr>
+          <w:color w:val="00B0F0"/>
+        </w:rPr>
+        <w:t xml:space="preserve">laminectomy </w:t>
+      </w:r>
+      <w:r>
+        <w:t xml:space="preserve">and </w:t>
+      </w:r>
+      <w:r>
+        <w:rPr>
+          <w:color w:val="00B0F0"/>
+        </w:rPr>
+        <w:t>posterior</w:t>
+      </w:r>
+      <w:r>
+        <w:rPr>
+          <w:color w:val="00B0F0"/>
+        </w:rPr>
+        <w:t xml:space="preserve"> cervical fixation</w:t>
+      </w:r>
+      <w:r>
+        <w:t xml:space="preserve">. </w:t>
       </w:r>
     </w:p>
     <w:p>
@@ -277,7 +940,31 @@
         <w:jc w:val="both"/>
       </w:pPr>
       <w:r>
-        <w:t xml:space="preserve">It is especially effective in managing compressive cervical spine disorders that are refractory to conservative treatment. </w:t>
+        <w:t>It is</w:t>
+      </w:r>
+      <w:r>
+        <w:t xml:space="preserve"> </w:t>
+      </w:r>
+      <w:r>
+        <w:t xml:space="preserve">effective in managing </w:t>
+      </w:r>
+      <w:r>
+        <w:t xml:space="preserve">compressive </w:t>
+      </w:r>
+      <w:r>
+        <w:t xml:space="preserve">disorders that are </w:t>
+      </w:r>
+      <w:r>
+        <w:rPr>
+          <w:color w:val="00B0F0"/>
+        </w:rPr>
+        <w:t>refractory</w:t>
+      </w:r>
+      <w:r>
+        <w:t xml:space="preserve"> to conservative treatment</w:t>
+      </w:r>
+      <w:r>
+        <w:t>.</w:t>
       </w:r>
     </w:p>
     <w:p>
@@ -290,15 +977,46 @@
         <w:jc w:val="both"/>
       </w:pPr>
       <w:r>
-        <w:t xml:space="preserve">It may be associated with complications such as post-laminectomy kyphosis and reduced range of motion. </w:t>
-      </w:r>
-    </w:p>
-    <w:p>
-      <w:pPr>
-        <w:jc w:val="both"/>
-      </w:pPr>
-      <w:r>
-        <w:t>Despite these potential complications, PCDF remains an effective surgical intervention that provides reliable spinal cord decompression and stability against underlying pathology.</w:t>
+        <w:lastRenderedPageBreak/>
+        <w:t xml:space="preserve">It may </w:t>
+      </w:r>
+      <w:r>
+        <w:t>cause</w:t>
+      </w:r>
+      <w:r>
+        <w:t xml:space="preserve"> post-</w:t>
+      </w:r>
+      <w:r>
+        <w:t xml:space="preserve">operative </w:t>
+      </w:r>
+      <w:r>
+        <w:t xml:space="preserve">complications such as </w:t>
+      </w:r>
+      <w:r>
+        <w:rPr>
+          <w:color w:val="00B0F0"/>
+        </w:rPr>
+        <w:t>post-laminectomy kyphosis</w:t>
+      </w:r>
+      <w:r>
+        <w:t xml:space="preserve"> and </w:t>
+      </w:r>
+      <w:r>
+        <w:rPr>
+          <w:color w:val="00B0F0"/>
+        </w:rPr>
+        <w:t>reduced range of motion</w:t>
+      </w:r>
+      <w:r>
+        <w:t xml:space="preserve">. </w:t>
+      </w:r>
+    </w:p>
+    <w:p>
+      <w:pPr>
+        <w:jc w:val="both"/>
+      </w:pPr>
+      <w:r>
+        <w:t>Despite potential complications, PCDF remains an effective surgical intervention that provides reliable spinal cord decompression and stability against underlying pathology.</w:t>
       </w:r>
       <w:r>
         <w:t xml:space="preserve"> </w:t>
@@ -430,6 +1148,119 @@
     </w:lvl>
   </w:abstractNum>
   <w:abstractNum w:abstractNumId="1" w15:restartNumberingAfterBreak="0">
+    <w:nsid w:val="3A7C7689"/>
+    <w:multiLevelType w:val="hybridMultilevel"/>
+    <w:tmpl w:val="77520DB4"/>
+    <w:lvl w:ilvl="0" w:tplc="04090001">
+      <w:start w:val="1"/>
+      <w:numFmt w:val="bullet"/>
+      <w:lvlText w:val=""/>
+      <w:lvlJc w:val="left"/>
+      <w:pPr>
+        <w:ind w:left="720" w:hanging="360"/>
+      </w:pPr>
+      <w:rPr>
+        <w:rFonts w:ascii="Symbol" w:hAnsi="Symbol" w:hint="default"/>
+      </w:rPr>
+    </w:lvl>
+    <w:lvl w:ilvl="1" w:tplc="04090003" w:tentative="1">
+      <w:start w:val="1"/>
+      <w:numFmt w:val="bullet"/>
+      <w:lvlText w:val="o"/>
+      <w:lvlJc w:val="left"/>
+      <w:pPr>
+        <w:ind w:left="1440" w:hanging="360"/>
+      </w:pPr>
+      <w:rPr>
+        <w:rFonts w:ascii="Courier New" w:hAnsi="Courier New" w:cs="Courier New" w:hint="default"/>
+      </w:rPr>
+    </w:lvl>
+    <w:lvl w:ilvl="2" w:tplc="04090005" w:tentative="1">
+      <w:start w:val="1"/>
+      <w:numFmt w:val="bullet"/>
+      <w:lvlText w:val=""/>
+      <w:lvlJc w:val="left"/>
+      <w:pPr>
+        <w:ind w:left="2160" w:hanging="360"/>
+      </w:pPr>
+      <w:rPr>
+        <w:rFonts w:ascii="Wingdings" w:hAnsi="Wingdings" w:hint="default"/>
+      </w:rPr>
+    </w:lvl>
+    <w:lvl w:ilvl="3" w:tplc="04090001" w:tentative="1">
+      <w:start w:val="1"/>
+      <w:numFmt w:val="bullet"/>
+      <w:lvlText w:val=""/>
+      <w:lvlJc w:val="left"/>
+      <w:pPr>
+        <w:ind w:left="2880" w:hanging="360"/>
+      </w:pPr>
+      <w:rPr>
+        <w:rFonts w:ascii="Symbol" w:hAnsi="Symbol" w:hint="default"/>
+      </w:rPr>
+    </w:lvl>
+    <w:lvl w:ilvl="4" w:tplc="04090003" w:tentative="1">
+      <w:start w:val="1"/>
+      <w:numFmt w:val="bullet"/>
+      <w:lvlText w:val="o"/>
+      <w:lvlJc w:val="left"/>
+      <w:pPr>
+        <w:ind w:left="3600" w:hanging="360"/>
+      </w:pPr>
+      <w:rPr>
+        <w:rFonts w:ascii="Courier New" w:hAnsi="Courier New" w:cs="Courier New" w:hint="default"/>
+      </w:rPr>
+    </w:lvl>
+    <w:lvl w:ilvl="5" w:tplc="04090005" w:tentative="1">
+      <w:start w:val="1"/>
+      <w:numFmt w:val="bullet"/>
+      <w:lvlText w:val=""/>
+      <w:lvlJc w:val="left"/>
+      <w:pPr>
+        <w:ind w:left="4320" w:hanging="360"/>
+      </w:pPr>
+      <w:rPr>
+        <w:rFonts w:ascii="Wingdings" w:hAnsi="Wingdings" w:hint="default"/>
+      </w:rPr>
+    </w:lvl>
+    <w:lvl w:ilvl="6" w:tplc="04090001" w:tentative="1">
+      <w:start w:val="1"/>
+      <w:numFmt w:val="bullet"/>
+      <w:lvlText w:val=""/>
+      <w:lvlJc w:val="left"/>
+      <w:pPr>
+        <w:ind w:left="5040" w:hanging="360"/>
+      </w:pPr>
+      <w:rPr>
+        <w:rFonts w:ascii="Symbol" w:hAnsi="Symbol" w:hint="default"/>
+      </w:rPr>
+    </w:lvl>
+    <w:lvl w:ilvl="7" w:tplc="04090003" w:tentative="1">
+      <w:start w:val="1"/>
+      <w:numFmt w:val="bullet"/>
+      <w:lvlText w:val="o"/>
+      <w:lvlJc w:val="left"/>
+      <w:pPr>
+        <w:ind w:left="5760" w:hanging="360"/>
+      </w:pPr>
+      <w:rPr>
+        <w:rFonts w:ascii="Courier New" w:hAnsi="Courier New" w:cs="Courier New" w:hint="default"/>
+      </w:rPr>
+    </w:lvl>
+    <w:lvl w:ilvl="8" w:tplc="04090005" w:tentative="1">
+      <w:start w:val="1"/>
+      <w:numFmt w:val="bullet"/>
+      <w:lvlText w:val=""/>
+      <w:lvlJc w:val="left"/>
+      <w:pPr>
+        <w:ind w:left="6480" w:hanging="360"/>
+      </w:pPr>
+      <w:rPr>
+        <w:rFonts w:ascii="Wingdings" w:hAnsi="Wingdings" w:hint="default"/>
+      </w:rPr>
+    </w:lvl>
+  </w:abstractNum>
+  <w:abstractNum w:abstractNumId="2" w15:restartNumberingAfterBreak="0">
     <w:nsid w:val="3DA76377"/>
     <w:multiLevelType w:val="hybridMultilevel"/>
     <w:tmpl w:val="56DC9B50"/>
@@ -543,10 +1374,13 @@
     </w:lvl>
   </w:abstractNum>
   <w:num w:numId="1" w16cid:durableId="334379466">
-    <w:abstractNumId w:val="1"/>
+    <w:abstractNumId w:val="2"/>
   </w:num>
   <w:num w:numId="2" w16cid:durableId="2135561141">
     <w:abstractNumId w:val="0"/>
+  </w:num>
+  <w:num w:numId="3" w16cid:durableId="318727002">
+    <w:abstractNumId w:val="1"/>
   </w:num>
 </w:numbering>
 </file>

--- a/script/Posterior Cervical Decompression and Fusion.docx
+++ b/script/Posterior Cervical Decompression and Fusion.docx
@@ -47,7 +47,7 @@
         <w:jc w:val="both"/>
       </w:pPr>
       <w:r>
-        <w:t xml:space="preserve">Thumbnail text: </w:t>
+        <w:t xml:space="preserve">Thumbnail: </w:t>
       </w:r>
       <w:r>
         <w:t xml:space="preserve">PCDF is a spinal procedure performed to relieve </w:t>
@@ -495,7 +495,6 @@
         <w:t xml:space="preserve">paraspinal muscles </w:t>
       </w:r>
       <w:r>
-        <w:lastRenderedPageBreak/>
         <w:t xml:space="preserve">and </w:t>
       </w:r>
       <w:r>
@@ -538,7 +537,7 @@
         <w:jc w:val="both"/>
       </w:pPr>
       <w:r>
-        <w:t>Title: Post-Laminectomy Cervical Kyphosis</w:t>
+        <w:t>Title: Post-Laminectomy Kyphosis</w:t>
       </w:r>
     </w:p>
     <w:p>
@@ -659,6 +658,11 @@
       <w:r>
         <w:t>.</w:t>
       </w:r>
+    </w:p>
+    <w:p>
+      <w:pPr>
+        <w:jc w:val="both"/>
+      </w:pPr>
     </w:p>
     <w:p>
       <w:pPr>

--- a/script/Posterior Cervical Decompression and Fusion.docx
+++ b/script/Posterior Cervical Decompression and Fusion.docx
@@ -50,45 +50,15 @@
         <w:t xml:space="preserve">Thumbnail: </w:t>
       </w:r>
       <w:r>
-        <w:t xml:space="preserve">PCDF is a spinal procedure performed to relieve </w:t>
-      </w:r>
-      <w:r>
-        <w:t>compression of the spinal cord and nerves through a posterior approach</w:t>
-      </w:r>
-      <w:r>
-        <w:t xml:space="preserve">. It consists of two </w:t>
-      </w:r>
-      <w:r>
-        <w:t xml:space="preserve">major </w:t>
-      </w:r>
-      <w:r>
-        <w:t xml:space="preserve">components: </w:t>
-      </w:r>
-      <w:r>
-        <w:rPr>
-          <w:color w:val="00B0F0"/>
-        </w:rPr>
-        <w:t>posterior cervical laminectomy</w:t>
-      </w:r>
-      <w:r>
-        <w:t xml:space="preserve"> and </w:t>
-      </w:r>
-      <w:r>
-        <w:rPr>
-          <w:color w:val="00B0F0"/>
-        </w:rPr>
-        <w:t xml:space="preserve">posterior cervical </w:t>
-      </w:r>
-      <w:r>
-        <w:rPr>
-          <w:color w:val="00B0F0"/>
-        </w:rPr>
-        <w:t>fixation</w:t>
-      </w:r>
-      <w:r>
-        <w:t>. Owing to its ability to decompress the spinal cord and provide stabilization, PCDF is a powerful surgical technique</w:t>
-      </w:r>
-      <w:r>
+        <w:rPr>
+          <w:color w:val="000000" w:themeColor="text1"/>
+        </w:rPr>
+        <w:t>PCDF is a spinal procedure performed to relieve compression of the spinal cord and nerves through a posterior approach. It consists of two major components: posterior cervical laminectomy and posterior cervical fixation. Owing to its ability to decompress the spinal cord and provide stabilization, PCDF is a powerful surgical technique</w:t>
+      </w:r>
+      <w:r>
+        <w:rPr>
+          <w:color w:val="000000" w:themeColor="text1"/>
+        </w:rPr>
         <w:t>…</w:t>
       </w:r>
     </w:p>
